--- a/docs/homeworks/hw_5_corr_reg/05_homework_correlation_regression.docx
+++ b/docs/homeworks/hw_5_corr_reg/05_homework_correlation_regression.docx
@@ -469,7 +469,7 @@
                     <a:graphicData uri="http://schemas.openxmlformats.org/drawingml/2006/picture">
                       <pic:pic>
                         <pic:nvPicPr>
-                          <pic:cNvPr descr="/Applications/quarto/share/formats/docx/important.png" id="17" name="Picture"/>
+                          <pic:cNvPr descr="/Applications/Positron.app/Contents/Resources/app/quarto/share/formats/docx/important.png" id="17" name="Picture"/>
                           <pic:cNvPicPr>
                             <a:picLocks noChangeArrowheads="1" noChangeAspect="1"/>
                           </pic:cNvPicPr>
@@ -724,7 +724,7 @@
                     <a:graphicData uri="http://schemas.openxmlformats.org/drawingml/2006/picture">
                       <pic:pic>
                         <pic:nvPicPr>
-                          <pic:cNvPr descr="/Applications/quarto/share/formats/docx/important.png" id="20" name="Picture"/>
+                          <pic:cNvPr descr="/Applications/Positron.app/Contents/Resources/app/quarto/share/formats/docx/important.png" id="20" name="Picture"/>
                           <pic:cNvPicPr>
                             <a:picLocks noChangeArrowheads="1" noChangeAspect="1"/>
                           </pic:cNvPicPr>
@@ -996,7 +996,7 @@
                     <a:graphicData uri="http://schemas.openxmlformats.org/drawingml/2006/picture">
                       <pic:pic>
                         <pic:nvPicPr>
-                          <pic:cNvPr descr="/Applications/quarto/share/formats/docx/important.png" id="24" name="Picture"/>
+                          <pic:cNvPr descr="/Applications/Positron.app/Contents/Resources/app/quarto/share/formats/docx/important.png" id="24" name="Picture"/>
                           <pic:cNvPicPr>
                             <a:picLocks noChangeArrowheads="1" noChangeAspect="1"/>
                           </pic:cNvPicPr>
@@ -1415,7 +1415,7 @@
                     <a:graphicData uri="http://schemas.openxmlformats.org/drawingml/2006/picture">
                       <pic:pic>
                         <pic:nvPicPr>
-                          <pic:cNvPr descr="/Applications/quarto/share/formats/docx/important.png" id="28" name="Picture"/>
+                          <pic:cNvPr descr="/Applications/Positron.app/Contents/Resources/app/quarto/share/formats/docx/important.png" id="28" name="Picture"/>
                           <pic:cNvPicPr>
                             <a:picLocks noChangeArrowheads="1" noChangeAspect="1"/>
                           </pic:cNvPicPr>
@@ -1676,7 +1676,7 @@
                     <a:graphicData uri="http://schemas.openxmlformats.org/drawingml/2006/picture">
                       <pic:pic>
                         <pic:nvPicPr>
-                          <pic:cNvPr descr="/Applications/quarto/share/formats/docx/important.png" id="32" name="Picture"/>
+                          <pic:cNvPr descr="/Applications/Positron.app/Contents/Resources/app/quarto/share/formats/docx/important.png" id="32" name="Picture"/>
                           <pic:cNvPicPr>
                             <a:picLocks noChangeArrowheads="1" noChangeAspect="1"/>
                           </pic:cNvPicPr>
@@ -2200,7 +2200,7 @@
                     <a:graphicData uri="http://schemas.openxmlformats.org/drawingml/2006/picture">
                       <pic:pic>
                         <pic:nvPicPr>
-                          <pic:cNvPr descr="/Applications/quarto/share/formats/docx/important.png" id="37" name="Picture"/>
+                          <pic:cNvPr descr="/Applications/Positron.app/Contents/Resources/app/quarto/share/formats/docx/important.png" id="37" name="Picture"/>
                           <pic:cNvPicPr>
                             <a:picLocks noChangeArrowheads="1" noChangeAspect="1"/>
                           </pic:cNvPicPr>
@@ -2483,7 +2483,7 @@
                     <a:graphicData uri="http://schemas.openxmlformats.org/drawingml/2006/picture">
                       <pic:pic>
                         <pic:nvPicPr>
-                          <pic:cNvPr descr="/Applications/quarto/share/formats/docx/important.png" id="41" name="Picture"/>
+                          <pic:cNvPr descr="/Applications/Positron.app/Contents/Resources/app/quarto/share/formats/docx/important.png" id="41" name="Picture"/>
                           <pic:cNvPicPr>
                             <a:picLocks noChangeArrowheads="1" noChangeAspect="1"/>
                           </pic:cNvPicPr>
